--- a/documentation/6 - Plan_de_maintenance.docx
+++ b/documentation/6 - Plan_de_maintenance.docx
@@ -149,7 +149,7 @@
           </w:tcPr>
           <w:p>
             <w:r>
-              <w:t>CYNA-MNT-002</w:t>
+              <w:t>CYNA-MNT-001</w:t>
             </w:r>
           </w:p>
         </w:tc>
@@ -187,7 +187,7 @@
           </w:tcPr>
           <w:p>
             <w:r>
-              <w:t>2.0</w:t>
+              <w:t>1.0</w:t>
             </w:r>
           </w:p>
         </w:tc>
@@ -1601,7 +1601,18 @@
           <w:color w:val="4A339E"/>
           <w:sz w:val="18"/>
         </w:rPr>
-        <w:t>codex/...</w:t>
+        <w:t>feature/...</w:t>
+      </w:r>
+      <w:r>
+        <w:t xml:space="preserve">, </w:t>
+      </w:r>
+      <w:r>
+        <w:rPr>
+          <w:rFonts w:ascii="Consolas" w:hAnsi="Consolas"/>
+          <w:color w:val="4A339E"/>
+          <w:sz w:val="18"/>
+        </w:rPr>
+        <w:t>bugfix/...</w:t>
       </w:r>
       <w:r>
         <w:t xml:space="preserve"> ou </w:t>
@@ -1612,7 +1623,7 @@
           <w:color w:val="4A339E"/>
           <w:sz w:val="18"/>
         </w:rPr>
-        <w:t>feature/...</w:t>
+        <w:t>documentation/...</w:t>
       </w:r>
       <w:r>
         <w:t xml:space="preserve"> et ouvre un PR vers </w:t>
@@ -1956,7 +1967,18 @@
         <w:t>.next</w:t>
       </w:r>
       <w:r>
-        <w:t xml:space="preserve"> et Node 24. Netlify utilise l'adaptateur OpenNext natif. Les previews reçoivent des variables de test ; les clés live, le DSN Sentry et le jeton source maps sont limités au contexte Production.</w:t>
+        <w:t xml:space="preserve"> et Node 22. Netlify utilise </w:t>
+      </w:r>
+      <w:r>
+        <w:rPr>
+          <w:rFonts w:ascii="Consolas" w:hAnsi="Consolas"/>
+          <w:color w:val="4A339E"/>
+          <w:sz w:val="18"/>
+        </w:rPr>
+        <w:t>@netlify/plugin-nextjs</w:t>
+      </w:r>
+      <w:r>
+        <w:t>, versionné dans les dépendances de développement. Les previews reçoivent des variables de test ; les clés live, le DSN Sentry et le jeton source maps sont limités au contexte Production.</w:t>
       </w:r>
     </w:p>
     <w:p>
@@ -1967,7 +1989,7 @@
       <w:r>
         <w:drawing>
           <wp:inline xmlns:a="http://schemas.openxmlformats.org/drawingml/2006/main" xmlns:pic="http://schemas.openxmlformats.org/drawingml/2006/picture">
-            <wp:extent cx="5652000" cy="3525799"/>
+            <wp:extent cx="5652000" cy="3496326"/>
             <wp:docPr id="3" name="Picture 3" descr="Déploiement Netlify et dépendances externes" title="Déploiement Netlify et dépendances externes"/>
             <wp:cNvGraphicFramePr>
               <a:graphicFrameLocks noChangeAspect="1"/>
@@ -1988,7 +2010,7 @@
                   <pic:spPr>
                     <a:xfrm>
                       <a:off x="0" y="0"/>
-                      <a:ext cx="5652000" cy="3525799"/>
+                      <a:ext cx="5652000" cy="3496326"/>
                     </a:xfrm>
                     <a:prstGeom prst="rect"/>
                   </pic:spPr>
@@ -5832,7 +5854,7 @@
         <w:color w:val="626273"/>
         <w:sz w:val="16"/>
       </w:rPr>
-      <w:t>CYNA  ·  CYNA-MNT-002</w:t>
+      <w:t>CYNA  ·  CYNA-MNT-001</w:t>
     </w:r>
   </w:p>
 </w:hdr>
@@ -5851,7 +5873,7 @@
         <w:color w:val="626273"/>
         <w:sz w:val="16"/>
       </w:rPr>
-      <w:t>CYNA  ·  CYNA-MNT-002</w:t>
+      <w:t>CYNA  ·  CYNA-MNT-001</w:t>
     </w:r>
   </w:p>
 </w:hdr>
@@ -5870,7 +5892,7 @@
         <w:color w:val="626273"/>
         <w:sz w:val="16"/>
       </w:rPr>
-      <w:t>CYNA  ·  CYNA-MNT-002</w:t>
+      <w:t>CYNA  ·  CYNA-MNT-001</w:t>
     </w:r>
   </w:p>
 </w:hdr>
